--- a/Smart_Municipality_Project_Report.docx
+++ b/Smart_Municipality_Project_Report.docx
@@ -144,12 +144,6 @@
         <w:gridCol w:w="2500"/>
       </w:tblGrid>
       <w:tr>
-        <w:tblPrEx>
-          <w:tblCellMar>
-            <w:top w:w="0" w:type="dxa"/>
-            <w:bottom w:w="0" w:type="dxa"/>
-          </w:tblCellMar>
-        </w:tblPrEx>
         <w:trPr>
           <w:tblHeader/>
         </w:trPr>
@@ -236,12 +230,6 @@
         </w:tc>
       </w:tr>
       <w:tr>
-        <w:tblPrEx>
-          <w:tblCellMar>
-            <w:top w:w="0" w:type="dxa"/>
-            <w:bottom w:w="0" w:type="dxa"/>
-          </w:tblCellMar>
-        </w:tblPrEx>
         <w:tc>
           <w:tcPr>
             <w:tcW w:w="1200" w:type="dxa"/>
@@ -316,12 +304,6 @@
         </w:tc>
       </w:tr>
       <w:tr>
-        <w:tblPrEx>
-          <w:tblCellMar>
-            <w:top w:w="0" w:type="dxa"/>
-            <w:bottom w:w="0" w:type="dxa"/>
-          </w:tblCellMar>
-        </w:tblPrEx>
         <w:tc>
           <w:tcPr>
             <w:tcW w:w="1200" w:type="dxa"/>
@@ -387,12 +369,6 @@
         </w:tc>
       </w:tr>
       <w:tr>
-        <w:tblPrEx>
-          <w:tblCellMar>
-            <w:top w:w="0" w:type="dxa"/>
-            <w:bottom w:w="0" w:type="dxa"/>
-          </w:tblCellMar>
-        </w:tblPrEx>
         <w:tc>
           <w:tcPr>
             <w:tcW w:w="1200" w:type="dxa"/>
@@ -525,12 +501,6 @@
         <w:gridCol w:w="2600"/>
       </w:tblGrid>
       <w:tr>
-        <w:tblPrEx>
-          <w:tblCellMar>
-            <w:top w:w="0" w:type="dxa"/>
-            <w:bottom w:w="0" w:type="dxa"/>
-          </w:tblCellMar>
-        </w:tblPrEx>
         <w:trPr>
           <w:tblHeader/>
         </w:trPr>
@@ -644,12 +614,6 @@
         </w:tc>
       </w:tr>
       <w:tr>
-        <w:tblPrEx>
-          <w:tblCellMar>
-            <w:top w:w="0" w:type="dxa"/>
-            <w:bottom w:w="0" w:type="dxa"/>
-          </w:tblCellMar>
-        </w:tblPrEx>
         <w:tc>
           <w:tcPr>
             <w:tcW w:w="2200" w:type="dxa"/>
@@ -712,12 +676,6 @@
         </w:tc>
       </w:tr>
       <w:tr>
-        <w:tblPrEx>
-          <w:tblCellMar>
-            <w:top w:w="0" w:type="dxa"/>
-            <w:bottom w:w="0" w:type="dxa"/>
-          </w:tblCellMar>
-        </w:tblPrEx>
         <w:tc>
           <w:tcPr>
             <w:tcW w:w="2200" w:type="dxa"/>
@@ -780,12 +738,6 @@
         </w:tc>
       </w:tr>
       <w:tr>
-        <w:tblPrEx>
-          <w:tblCellMar>
-            <w:top w:w="0" w:type="dxa"/>
-            <w:bottom w:w="0" w:type="dxa"/>
-          </w:tblCellMar>
-        </w:tblPrEx>
         <w:tc>
           <w:tcPr>
             <w:tcW w:w="2200" w:type="dxa"/>
@@ -892,12 +844,6 @@
         <w:gridCol w:w="2600"/>
       </w:tblGrid>
       <w:tr>
-        <w:tblPrEx>
-          <w:tblCellMar>
-            <w:top w:w="0" w:type="dxa"/>
-            <w:bottom w:w="0" w:type="dxa"/>
-          </w:tblCellMar>
-        </w:tblPrEx>
         <w:trPr>
           <w:tblHeader/>
         </w:trPr>
@@ -1011,12 +957,6 @@
         </w:tc>
       </w:tr>
       <w:tr>
-        <w:tblPrEx>
-          <w:tblCellMar>
-            <w:top w:w="0" w:type="dxa"/>
-            <w:bottom w:w="0" w:type="dxa"/>
-          </w:tblCellMar>
-        </w:tblPrEx>
         <w:tc>
           <w:tcPr>
             <w:tcW w:w="2200" w:type="dxa"/>
@@ -1079,12 +1019,6 @@
         </w:tc>
       </w:tr>
       <w:tr>
-        <w:tblPrEx>
-          <w:tblCellMar>
-            <w:top w:w="0" w:type="dxa"/>
-            <w:bottom w:w="0" w:type="dxa"/>
-          </w:tblCellMar>
-        </w:tblPrEx>
         <w:tc>
           <w:tcPr>
             <w:tcW w:w="2200" w:type="dxa"/>
@@ -1147,12 +1081,6 @@
         </w:tc>
       </w:tr>
       <w:tr>
-        <w:tblPrEx>
-          <w:tblCellMar>
-            <w:top w:w="0" w:type="dxa"/>
-            <w:bottom w:w="0" w:type="dxa"/>
-          </w:tblCellMar>
-        </w:tblPrEx>
         <w:tc>
           <w:tcPr>
             <w:tcW w:w="2200" w:type="dxa"/>
@@ -1695,12 +1623,6 @@
         <w:gridCol w:w="7200"/>
       </w:tblGrid>
       <w:tr>
-        <w:tblPrEx>
-          <w:tblCellMar>
-            <w:top w:w="0" w:type="dxa"/>
-            <w:bottom w:w="0" w:type="dxa"/>
-          </w:tblCellMar>
-        </w:tblPrEx>
         <w:trPr>
           <w:tblHeader/>
         </w:trPr>
@@ -1760,12 +1682,6 @@
         </w:tc>
       </w:tr>
       <w:tr>
-        <w:tblPrEx>
-          <w:tblCellMar>
-            <w:top w:w="0" w:type="dxa"/>
-            <w:bottom w:w="0" w:type="dxa"/>
-          </w:tblCellMar>
-        </w:tblPrEx>
         <w:tc>
           <w:tcPr>
             <w:tcW w:w="2200" w:type="dxa"/>
@@ -1810,12 +1726,6 @@
         </w:tc>
       </w:tr>
       <w:tr>
-        <w:tblPrEx>
-          <w:tblCellMar>
-            <w:top w:w="0" w:type="dxa"/>
-            <w:bottom w:w="0" w:type="dxa"/>
-          </w:tblCellMar>
-        </w:tblPrEx>
         <w:tc>
           <w:tcPr>
             <w:tcW w:w="2200" w:type="dxa"/>
@@ -1860,12 +1770,6 @@
         </w:tc>
       </w:tr>
       <w:tr>
-        <w:tblPrEx>
-          <w:tblCellMar>
-            <w:top w:w="0" w:type="dxa"/>
-            <w:bottom w:w="0" w:type="dxa"/>
-          </w:tblCellMar>
-        </w:tblPrEx>
         <w:tc>
           <w:tcPr>
             <w:tcW w:w="2200" w:type="dxa"/>
@@ -1910,12 +1814,6 @@
         </w:tc>
       </w:tr>
       <w:tr>
-        <w:tblPrEx>
-          <w:tblCellMar>
-            <w:top w:w="0" w:type="dxa"/>
-            <w:bottom w:w="0" w:type="dxa"/>
-          </w:tblCellMar>
-        </w:tblPrEx>
         <w:tc>
           <w:tcPr>
             <w:tcW w:w="2200" w:type="dxa"/>
@@ -1960,12 +1858,6 @@
         </w:tc>
       </w:tr>
       <w:tr>
-        <w:tblPrEx>
-          <w:tblCellMar>
-            <w:top w:w="0" w:type="dxa"/>
-            <w:bottom w:w="0" w:type="dxa"/>
-          </w:tblCellMar>
-        </w:tblPrEx>
         <w:tc>
           <w:tcPr>
             <w:tcW w:w="2200" w:type="dxa"/>
@@ -2101,15 +1993,7 @@
         <w:jc w:val="both"/>
       </w:pPr>
       <w:r>
-        <w:t xml:space="preserve">The project was planned over a period of 12 July 2026 to 13 September 2026, starting from team formation and topic selection through to research, requirement gathering, UI/UX design of all four dashboards, prototype creation, usability testing, and the final presentation. The Gantt chart below illustrates the planned schedule and </w:t>
-      </w:r>
-      <w:proofErr w:type="gramStart"/>
-      <w:r>
-        <w:t>overlap</w:t>
-      </w:r>
-      <w:proofErr w:type="gramEnd"/>
-      <w:r>
-        <w:t xml:space="preserve"> between tasks.</w:t>
+        <w:t>The project was planned over a period of 12 July 2026 to 13 September 2026, starting from team formation and topic selection through to research, requirement gathering, UI/UX design of all four dashboards, prototype creation, usability testing, and the final presentation. The Gantt chart below illustrates the planned schedule and overlap between tasks.</w:t>
       </w:r>
     </w:p>
     <w:p>
@@ -2206,12 +2090,6 @@
         <w:gridCol w:w="1700"/>
       </w:tblGrid>
       <w:tr>
-        <w:tblPrEx>
-          <w:tblCellMar>
-            <w:top w:w="0" w:type="dxa"/>
-            <w:bottom w:w="0" w:type="dxa"/>
-          </w:tblCellMar>
-        </w:tblPrEx>
         <w:trPr>
           <w:tblHeader/>
         </w:trPr>
@@ -2325,12 +2203,6 @@
         </w:tc>
       </w:tr>
       <w:tr>
-        <w:tblPrEx>
-          <w:tblCellMar>
-            <w:top w:w="0" w:type="dxa"/>
-            <w:bottom w:w="0" w:type="dxa"/>
-          </w:tblCellMar>
-        </w:tblPrEx>
         <w:tc>
           <w:tcPr>
             <w:tcW w:w="3400" w:type="dxa"/>
@@ -2417,12 +2289,6 @@
         </w:tc>
       </w:tr>
       <w:tr>
-        <w:tblPrEx>
-          <w:tblCellMar>
-            <w:top w:w="0" w:type="dxa"/>
-            <w:bottom w:w="0" w:type="dxa"/>
-          </w:tblCellMar>
-        </w:tblPrEx>
         <w:tc>
           <w:tcPr>
             <w:tcW w:w="3400" w:type="dxa"/>
@@ -2509,12 +2375,6 @@
         </w:tc>
       </w:tr>
       <w:tr>
-        <w:tblPrEx>
-          <w:tblCellMar>
-            <w:top w:w="0" w:type="dxa"/>
-            <w:bottom w:w="0" w:type="dxa"/>
-          </w:tblCellMar>
-        </w:tblPrEx>
         <w:tc>
           <w:tcPr>
             <w:tcW w:w="3400" w:type="dxa"/>
@@ -2601,12 +2461,6 @@
         </w:tc>
       </w:tr>
       <w:tr>
-        <w:tblPrEx>
-          <w:tblCellMar>
-            <w:top w:w="0" w:type="dxa"/>
-            <w:bottom w:w="0" w:type="dxa"/>
-          </w:tblCellMar>
-        </w:tblPrEx>
         <w:tc>
           <w:tcPr>
             <w:tcW w:w="3400" w:type="dxa"/>
@@ -2693,12 +2547,6 @@
         </w:tc>
       </w:tr>
       <w:tr>
-        <w:tblPrEx>
-          <w:tblCellMar>
-            <w:top w:w="0" w:type="dxa"/>
-            <w:bottom w:w="0" w:type="dxa"/>
-          </w:tblCellMar>
-        </w:tblPrEx>
         <w:tc>
           <w:tcPr>
             <w:tcW w:w="3400" w:type="dxa"/>
@@ -2785,12 +2633,6 @@
         </w:tc>
       </w:tr>
       <w:tr>
-        <w:tblPrEx>
-          <w:tblCellMar>
-            <w:top w:w="0" w:type="dxa"/>
-            <w:bottom w:w="0" w:type="dxa"/>
-          </w:tblCellMar>
-        </w:tblPrEx>
         <w:tc>
           <w:tcPr>
             <w:tcW w:w="3400" w:type="dxa"/>
@@ -2877,12 +2719,6 @@
         </w:tc>
       </w:tr>
       <w:tr>
-        <w:tblPrEx>
-          <w:tblCellMar>
-            <w:top w:w="0" w:type="dxa"/>
-            <w:bottom w:w="0" w:type="dxa"/>
-          </w:tblCellMar>
-        </w:tblPrEx>
         <w:tc>
           <w:tcPr>
             <w:tcW w:w="3400" w:type="dxa"/>
@@ -2969,12 +2805,6 @@
         </w:tc>
       </w:tr>
       <w:tr>
-        <w:tblPrEx>
-          <w:tblCellMar>
-            <w:top w:w="0" w:type="dxa"/>
-            <w:bottom w:w="0" w:type="dxa"/>
-          </w:tblCellMar>
-        </w:tblPrEx>
         <w:tc>
           <w:tcPr>
             <w:tcW w:w="3400" w:type="dxa"/>
@@ -3061,12 +2891,6 @@
         </w:tc>
       </w:tr>
       <w:tr>
-        <w:tblPrEx>
-          <w:tblCellMar>
-            <w:top w:w="0" w:type="dxa"/>
-            <w:bottom w:w="0" w:type="dxa"/>
-          </w:tblCellMar>
-        </w:tblPrEx>
         <w:tc>
           <w:tcPr>
             <w:tcW w:w="3400" w:type="dxa"/>
@@ -3153,12 +2977,6 @@
         </w:tc>
       </w:tr>
       <w:tr>
-        <w:tblPrEx>
-          <w:tblCellMar>
-            <w:top w:w="0" w:type="dxa"/>
-            <w:bottom w:w="0" w:type="dxa"/>
-          </w:tblCellMar>
-        </w:tblPrEx>
         <w:tc>
           <w:tcPr>
             <w:tcW w:w="3400" w:type="dxa"/>
@@ -3245,12 +3063,6 @@
         </w:tc>
       </w:tr>
       <w:tr>
-        <w:tblPrEx>
-          <w:tblCellMar>
-            <w:top w:w="0" w:type="dxa"/>
-            <w:bottom w:w="0" w:type="dxa"/>
-          </w:tblCellMar>
-        </w:tblPrEx>
         <w:tc>
           <w:tcPr>
             <w:tcW w:w="3400" w:type="dxa"/>
@@ -3337,12 +3149,6 @@
         </w:tc>
       </w:tr>
       <w:tr>
-        <w:tblPrEx>
-          <w:tblCellMar>
-            <w:top w:w="0" w:type="dxa"/>
-            <w:bottom w:w="0" w:type="dxa"/>
-          </w:tblCellMar>
-        </w:tblPrEx>
         <w:tc>
           <w:tcPr>
             <w:tcW w:w="3400" w:type="dxa"/>
@@ -3429,12 +3235,6 @@
         </w:tc>
       </w:tr>
       <w:tr>
-        <w:tblPrEx>
-          <w:tblCellMar>
-            <w:top w:w="0" w:type="dxa"/>
-            <w:bottom w:w="0" w:type="dxa"/>
-          </w:tblCellMar>
-        </w:tblPrEx>
         <w:tc>
           <w:tcPr>
             <w:tcW w:w="3400" w:type="dxa"/>
@@ -3522,12 +3322,6 @@
         </w:tc>
       </w:tr>
       <w:tr>
-        <w:tblPrEx>
-          <w:tblCellMar>
-            <w:top w:w="0" w:type="dxa"/>
-            <w:bottom w:w="0" w:type="dxa"/>
-          </w:tblCellMar>
-        </w:tblPrEx>
         <w:tc>
           <w:tcPr>
             <w:tcW w:w="3400" w:type="dxa"/>
@@ -3614,12 +3408,6 @@
         </w:tc>
       </w:tr>
       <w:tr>
-        <w:tblPrEx>
-          <w:tblCellMar>
-            <w:top w:w="0" w:type="dxa"/>
-            <w:bottom w:w="0" w:type="dxa"/>
-          </w:tblCellMar>
-        </w:tblPrEx>
         <w:tc>
           <w:tcPr>
             <w:tcW w:w="3400" w:type="dxa"/>
@@ -3706,12 +3494,6 @@
         </w:tc>
       </w:tr>
       <w:tr>
-        <w:tblPrEx>
-          <w:tblCellMar>
-            <w:top w:w="0" w:type="dxa"/>
-            <w:bottom w:w="0" w:type="dxa"/>
-          </w:tblCellMar>
-        </w:tblPrEx>
         <w:tc>
           <w:tcPr>
             <w:tcW w:w="3400" w:type="dxa"/>
@@ -3798,12 +3580,6 @@
         </w:tc>
       </w:tr>
       <w:tr>
-        <w:tblPrEx>
-          <w:tblCellMar>
-            <w:top w:w="0" w:type="dxa"/>
-            <w:bottom w:w="0" w:type="dxa"/>
-          </w:tblCellMar>
-        </w:tblPrEx>
         <w:tc>
           <w:tcPr>
             <w:tcW w:w="3400" w:type="dxa"/>
@@ -3890,12 +3666,6 @@
         </w:tc>
       </w:tr>
       <w:tr>
-        <w:tblPrEx>
-          <w:tblCellMar>
-            <w:top w:w="0" w:type="dxa"/>
-            <w:bottom w:w="0" w:type="dxa"/>
-          </w:tblCellMar>
-        </w:tblPrEx>
         <w:tc>
           <w:tcPr>
             <w:tcW w:w="3400" w:type="dxa"/>
@@ -3982,12 +3752,6 @@
         </w:tc>
       </w:tr>
       <w:tr>
-        <w:tblPrEx>
-          <w:tblCellMar>
-            <w:top w:w="0" w:type="dxa"/>
-            <w:bottom w:w="0" w:type="dxa"/>
-          </w:tblCellMar>
-        </w:tblPrEx>
         <w:tc>
           <w:tcPr>
             <w:tcW w:w="3400" w:type="dxa"/>
@@ -4074,12 +3838,6 @@
         </w:tc>
       </w:tr>
       <w:tr>
-        <w:tblPrEx>
-          <w:tblCellMar>
-            <w:top w:w="0" w:type="dxa"/>
-            <w:bottom w:w="0" w:type="dxa"/>
-          </w:tblCellMar>
-        </w:tblPrEx>
         <w:tc>
           <w:tcPr>
             <w:tcW w:w="3400" w:type="dxa"/>
@@ -4166,12 +3924,6 @@
         </w:tc>
       </w:tr>
       <w:tr>
-        <w:tblPrEx>
-          <w:tblCellMar>
-            <w:top w:w="0" w:type="dxa"/>
-            <w:bottom w:w="0" w:type="dxa"/>
-          </w:tblCellMar>
-        </w:tblPrEx>
         <w:tc>
           <w:tcPr>
             <w:tcW w:w="3400" w:type="dxa"/>
@@ -4334,15 +4086,7 @@
         <w:jc w:val="both"/>
       </w:pPr>
       <w:r>
-        <w:t xml:space="preserve">Officer: dedicated dashboard of assigned requests, viewing submitted documents, updating request status (approve/reject/forward/in-progress), adding remarks, and escalating complex requests to a </w:t>
-      </w:r>
-      <w:proofErr w:type="gramStart"/>
-      <w:r>
-        <w:t>Supervisor</w:t>
-      </w:r>
-      <w:proofErr w:type="gramEnd"/>
-      <w:r>
-        <w:t>.</w:t>
+        <w:t>Officer: dedicated dashboard of assigned requests, viewing submitted documents, updating request status (approve/reject/forward/in-progress), adding remarks, and escalating complex requests to a Supervisor.</w:t>
       </w:r>
     </w:p>
     <w:p>
@@ -4448,12 +4192,6 @@
         <w:gridCol w:w="2500"/>
       </w:tblGrid>
       <w:tr>
-        <w:tblPrEx>
-          <w:tblCellMar>
-            <w:top w:w="0" w:type="dxa"/>
-            <w:bottom w:w="0" w:type="dxa"/>
-          </w:tblCellMar>
-        </w:tblPrEx>
         <w:trPr>
           <w:tblHeader/>
         </w:trPr>
@@ -4568,12 +4306,6 @@
         </w:tc>
       </w:tr>
       <w:tr>
-        <w:tblPrEx>
-          <w:tblCellMar>
-            <w:top w:w="0" w:type="dxa"/>
-            <w:bottom w:w="0" w:type="dxa"/>
-          </w:tblCellMar>
-        </w:tblPrEx>
         <w:tc>
           <w:tcPr>
             <w:tcW w:w="1300" w:type="dxa"/>
@@ -4660,12 +4392,6 @@
         </w:tc>
       </w:tr>
       <w:tr>
-        <w:tblPrEx>
-          <w:tblCellMar>
-            <w:top w:w="0" w:type="dxa"/>
-            <w:bottom w:w="0" w:type="dxa"/>
-          </w:tblCellMar>
-        </w:tblPrEx>
         <w:tc>
           <w:tcPr>
             <w:tcW w:w="1300" w:type="dxa"/>
@@ -4752,12 +4478,6 @@
         </w:tc>
       </w:tr>
       <w:tr>
-        <w:tblPrEx>
-          <w:tblCellMar>
-            <w:top w:w="0" w:type="dxa"/>
-            <w:bottom w:w="0" w:type="dxa"/>
-          </w:tblCellMar>
-        </w:tblPrEx>
         <w:tc>
           <w:tcPr>
             <w:tcW w:w="1300" w:type="dxa"/>
@@ -4844,12 +4564,6 @@
         </w:tc>
       </w:tr>
       <w:tr>
-        <w:tblPrEx>
-          <w:tblCellMar>
-            <w:top w:w="0" w:type="dxa"/>
-            <w:bottom w:w="0" w:type="dxa"/>
-          </w:tblCellMar>
-        </w:tblPrEx>
         <w:tc>
           <w:tcPr>
             <w:tcW w:w="1300" w:type="dxa"/>
@@ -4936,12 +4650,6 @@
         </w:tc>
       </w:tr>
       <w:tr>
-        <w:tblPrEx>
-          <w:tblCellMar>
-            <w:top w:w="0" w:type="dxa"/>
-            <w:bottom w:w="0" w:type="dxa"/>
-          </w:tblCellMar>
-        </w:tblPrEx>
         <w:tc>
           <w:tcPr>
             <w:tcW w:w="1300" w:type="dxa"/>
@@ -5028,12 +4736,6 @@
         </w:tc>
       </w:tr>
       <w:tr>
-        <w:tblPrEx>
-          <w:tblCellMar>
-            <w:top w:w="0" w:type="dxa"/>
-            <w:bottom w:w="0" w:type="dxa"/>
-          </w:tblCellMar>
-        </w:tblPrEx>
         <w:tc>
           <w:tcPr>
             <w:tcW w:w="1300" w:type="dxa"/>
@@ -5120,12 +4822,6 @@
         </w:tc>
       </w:tr>
       <w:tr>
-        <w:tblPrEx>
-          <w:tblCellMar>
-            <w:top w:w="0" w:type="dxa"/>
-            <w:bottom w:w="0" w:type="dxa"/>
-          </w:tblCellMar>
-        </w:tblPrEx>
         <w:tc>
           <w:tcPr>
             <w:tcW w:w="1300" w:type="dxa"/>
@@ -5256,12 +4952,6 @@
         <w:gridCol w:w="2500"/>
       </w:tblGrid>
       <w:tr>
-        <w:tblPrEx>
-          <w:tblCellMar>
-            <w:top w:w="0" w:type="dxa"/>
-            <w:bottom w:w="0" w:type="dxa"/>
-          </w:tblCellMar>
-        </w:tblPrEx>
         <w:trPr>
           <w:tblHeader/>
         </w:trPr>
@@ -5375,12 +5065,6 @@
         </w:tc>
       </w:tr>
       <w:tr>
-        <w:tblPrEx>
-          <w:tblCellMar>
-            <w:top w:w="0" w:type="dxa"/>
-            <w:bottom w:w="0" w:type="dxa"/>
-          </w:tblCellMar>
-        </w:tblPrEx>
         <w:tc>
           <w:tcPr>
             <w:tcW w:w="1300" w:type="dxa"/>
@@ -5467,12 +5151,6 @@
         </w:tc>
       </w:tr>
       <w:tr>
-        <w:tblPrEx>
-          <w:tblCellMar>
-            <w:top w:w="0" w:type="dxa"/>
-            <w:bottom w:w="0" w:type="dxa"/>
-          </w:tblCellMar>
-        </w:tblPrEx>
         <w:tc>
           <w:tcPr>
             <w:tcW w:w="1300" w:type="dxa"/>
@@ -5559,12 +5237,6 @@
         </w:tc>
       </w:tr>
       <w:tr>
-        <w:tblPrEx>
-          <w:tblCellMar>
-            <w:top w:w="0" w:type="dxa"/>
-            <w:bottom w:w="0" w:type="dxa"/>
-          </w:tblCellMar>
-        </w:tblPrEx>
         <w:tc>
           <w:tcPr>
             <w:tcW w:w="1300" w:type="dxa"/>
@@ -5651,12 +5323,6 @@
         </w:tc>
       </w:tr>
       <w:tr>
-        <w:tblPrEx>
-          <w:tblCellMar>
-            <w:top w:w="0" w:type="dxa"/>
-            <w:bottom w:w="0" w:type="dxa"/>
-          </w:tblCellMar>
-        </w:tblPrEx>
         <w:tc>
           <w:tcPr>
             <w:tcW w:w="1300" w:type="dxa"/>
@@ -5743,12 +5409,6 @@
         </w:tc>
       </w:tr>
       <w:tr>
-        <w:tblPrEx>
-          <w:tblCellMar>
-            <w:top w:w="0" w:type="dxa"/>
-            <w:bottom w:w="0" w:type="dxa"/>
-          </w:tblCellMar>
-        </w:tblPrEx>
         <w:tc>
           <w:tcPr>
             <w:tcW w:w="1300" w:type="dxa"/>
@@ -5879,12 +5539,6 @@
         <w:gridCol w:w="2500"/>
       </w:tblGrid>
       <w:tr>
-        <w:tblPrEx>
-          <w:tblCellMar>
-            <w:top w:w="0" w:type="dxa"/>
-            <w:bottom w:w="0" w:type="dxa"/>
-          </w:tblCellMar>
-        </w:tblPrEx>
         <w:trPr>
           <w:tblHeader/>
         </w:trPr>
@@ -5998,12 +5652,6 @@
         </w:tc>
       </w:tr>
       <w:tr>
-        <w:tblPrEx>
-          <w:tblCellMar>
-            <w:top w:w="0" w:type="dxa"/>
-            <w:bottom w:w="0" w:type="dxa"/>
-          </w:tblCellMar>
-        </w:tblPrEx>
         <w:tc>
           <w:tcPr>
             <w:tcW w:w="1300" w:type="dxa"/>
@@ -6090,12 +5738,6 @@
         </w:tc>
       </w:tr>
       <w:tr>
-        <w:tblPrEx>
-          <w:tblCellMar>
-            <w:top w:w="0" w:type="dxa"/>
-            <w:bottom w:w="0" w:type="dxa"/>
-          </w:tblCellMar>
-        </w:tblPrEx>
         <w:tc>
           <w:tcPr>
             <w:tcW w:w="1300" w:type="dxa"/>
@@ -6182,12 +5824,6 @@
         </w:tc>
       </w:tr>
       <w:tr>
-        <w:tblPrEx>
-          <w:tblCellMar>
-            <w:top w:w="0" w:type="dxa"/>
-            <w:bottom w:w="0" w:type="dxa"/>
-          </w:tblCellMar>
-        </w:tblPrEx>
         <w:tc>
           <w:tcPr>
             <w:tcW w:w="1300" w:type="dxa"/>
@@ -6274,12 +5910,6 @@
         </w:tc>
       </w:tr>
       <w:tr>
-        <w:tblPrEx>
-          <w:tblCellMar>
-            <w:top w:w="0" w:type="dxa"/>
-            <w:bottom w:w="0" w:type="dxa"/>
-          </w:tblCellMar>
-        </w:tblPrEx>
         <w:tc>
           <w:tcPr>
             <w:tcW w:w="1300" w:type="dxa"/>
@@ -6410,12 +6040,6 @@
         <w:gridCol w:w="2200"/>
       </w:tblGrid>
       <w:tr>
-        <w:tblPrEx>
-          <w:tblCellMar>
-            <w:top w:w="0" w:type="dxa"/>
-            <w:bottom w:w="0" w:type="dxa"/>
-          </w:tblCellMar>
-        </w:tblPrEx>
         <w:trPr>
           <w:tblHeader/>
         </w:trPr>
@@ -6529,12 +6153,6 @@
         </w:tc>
       </w:tr>
       <w:tr>
-        <w:tblPrEx>
-          <w:tblCellMar>
-            <w:top w:w="0" w:type="dxa"/>
-            <w:bottom w:w="0" w:type="dxa"/>
-          </w:tblCellMar>
-        </w:tblPrEx>
         <w:tc>
           <w:tcPr>
             <w:tcW w:w="1600" w:type="dxa"/>
@@ -6621,12 +6239,6 @@
         </w:tc>
       </w:tr>
       <w:tr>
-        <w:tblPrEx>
-          <w:tblCellMar>
-            <w:top w:w="0" w:type="dxa"/>
-            <w:bottom w:w="0" w:type="dxa"/>
-          </w:tblCellMar>
-        </w:tblPrEx>
         <w:tc>
           <w:tcPr>
             <w:tcW w:w="1600" w:type="dxa"/>
@@ -6713,12 +6325,6 @@
         </w:tc>
       </w:tr>
       <w:tr>
-        <w:tblPrEx>
-          <w:tblCellMar>
-            <w:top w:w="0" w:type="dxa"/>
-            <w:bottom w:w="0" w:type="dxa"/>
-          </w:tblCellMar>
-        </w:tblPrEx>
         <w:tc>
           <w:tcPr>
             <w:tcW w:w="1600" w:type="dxa"/>
@@ -6805,12 +6411,6 @@
         </w:tc>
       </w:tr>
       <w:tr>
-        <w:tblPrEx>
-          <w:tblCellMar>
-            <w:top w:w="0" w:type="dxa"/>
-            <w:bottom w:w="0" w:type="dxa"/>
-          </w:tblCellMar>
-        </w:tblPrEx>
         <w:tc>
           <w:tcPr>
             <w:tcW w:w="1600" w:type="dxa"/>
@@ -6897,12 +6497,6 @@
         </w:tc>
       </w:tr>
       <w:tr>
-        <w:tblPrEx>
-          <w:tblCellMar>
-            <w:top w:w="0" w:type="dxa"/>
-            <w:bottom w:w="0" w:type="dxa"/>
-          </w:tblCellMar>
-        </w:tblPrEx>
         <w:tc>
           <w:tcPr>
             <w:tcW w:w="1600" w:type="dxa"/>
@@ -6989,12 +6583,6 @@
         </w:tc>
       </w:tr>
       <w:tr>
-        <w:tblPrEx>
-          <w:tblCellMar>
-            <w:top w:w="0" w:type="dxa"/>
-            <w:bottom w:w="0" w:type="dxa"/>
-          </w:tblCellMar>
-        </w:tblPrEx>
         <w:tc>
           <w:tcPr>
             <w:tcW w:w="1600" w:type="dxa"/>
@@ -7127,12 +6715,6 @@
         <w:gridCol w:w="2900"/>
       </w:tblGrid>
       <w:tr>
-        <w:tblPrEx>
-          <w:tblCellMar>
-            <w:top w:w="0" w:type="dxa"/>
-            <w:bottom w:w="0" w:type="dxa"/>
-          </w:tblCellMar>
-        </w:tblPrEx>
         <w:trPr>
           <w:tblHeader/>
         </w:trPr>
@@ -7246,12 +6828,6 @@
         </w:tc>
       </w:tr>
       <w:tr>
-        <w:tblPrEx>
-          <w:tblCellMar>
-            <w:top w:w="0" w:type="dxa"/>
-            <w:bottom w:w="0" w:type="dxa"/>
-          </w:tblCellMar>
-        </w:tblPrEx>
         <w:tc>
           <w:tcPr>
             <w:tcW w:w="1700" w:type="dxa"/>
@@ -7338,12 +6914,6 @@
         </w:tc>
       </w:tr>
       <w:tr>
-        <w:tblPrEx>
-          <w:tblCellMar>
-            <w:top w:w="0" w:type="dxa"/>
-            <w:bottom w:w="0" w:type="dxa"/>
-          </w:tblCellMar>
-        </w:tblPrEx>
         <w:tc>
           <w:tcPr>
             <w:tcW w:w="1700" w:type="dxa"/>
@@ -7430,12 +7000,6 @@
         </w:tc>
       </w:tr>
       <w:tr>
-        <w:tblPrEx>
-          <w:tblCellMar>
-            <w:top w:w="0" w:type="dxa"/>
-            <w:bottom w:w="0" w:type="dxa"/>
-          </w:tblCellMar>
-        </w:tblPrEx>
         <w:tc>
           <w:tcPr>
             <w:tcW w:w="1700" w:type="dxa"/>
@@ -7522,12 +7086,6 @@
         </w:tc>
       </w:tr>
       <w:tr>
-        <w:tblPrEx>
-          <w:tblCellMar>
-            <w:top w:w="0" w:type="dxa"/>
-            <w:bottom w:w="0" w:type="dxa"/>
-          </w:tblCellMar>
-        </w:tblPrEx>
         <w:tc>
           <w:tcPr>
             <w:tcW w:w="1700" w:type="dxa"/>
@@ -7614,12 +7172,6 @@
         </w:tc>
       </w:tr>
       <w:tr>
-        <w:tblPrEx>
-          <w:tblCellMar>
-            <w:top w:w="0" w:type="dxa"/>
-            <w:bottom w:w="0" w:type="dxa"/>
-          </w:tblCellMar>
-        </w:tblPrEx>
         <w:tc>
           <w:tcPr>
             <w:tcW w:w="1700" w:type="dxa"/>
@@ -7706,12 +7258,6 @@
         </w:tc>
       </w:tr>
       <w:tr>
-        <w:tblPrEx>
-          <w:tblCellMar>
-            <w:top w:w="0" w:type="dxa"/>
-            <w:bottom w:w="0" w:type="dxa"/>
-          </w:tblCellMar>
-        </w:tblPrEx>
         <w:tc>
           <w:tcPr>
             <w:tcW w:w="1700" w:type="dxa"/>
@@ -7798,12 +7344,6 @@
         </w:tc>
       </w:tr>
       <w:tr>
-        <w:tblPrEx>
-          <w:tblCellMar>
-            <w:top w:w="0" w:type="dxa"/>
-            <w:bottom w:w="0" w:type="dxa"/>
-          </w:tblCellMar>
-        </w:tblPrEx>
         <w:tc>
           <w:tcPr>
             <w:tcW w:w="1700" w:type="dxa"/>
@@ -7890,12 +7430,6 @@
         </w:tc>
       </w:tr>
       <w:tr>
-        <w:tblPrEx>
-          <w:tblCellMar>
-            <w:top w:w="0" w:type="dxa"/>
-            <w:bottom w:w="0" w:type="dxa"/>
-          </w:tblCellMar>
-        </w:tblPrEx>
         <w:tc>
           <w:tcPr>
             <w:tcW w:w="1700" w:type="dxa"/>
@@ -7982,12 +7516,6 @@
         </w:tc>
       </w:tr>
       <w:tr>
-        <w:tblPrEx>
-          <w:tblCellMar>
-            <w:top w:w="0" w:type="dxa"/>
-            <w:bottom w:w="0" w:type="dxa"/>
-          </w:tblCellMar>
-        </w:tblPrEx>
         <w:tc>
           <w:tcPr>
             <w:tcW w:w="1700" w:type="dxa"/>
@@ -8074,12 +7602,6 @@
         </w:tc>
       </w:tr>
       <w:tr>
-        <w:tblPrEx>
-          <w:tblCellMar>
-            <w:top w:w="0" w:type="dxa"/>
-            <w:bottom w:w="0" w:type="dxa"/>
-          </w:tblCellMar>
-        </w:tblPrEx>
         <w:tc>
           <w:tcPr>
             <w:tcW w:w="1700" w:type="dxa"/>
@@ -8166,12 +7688,6 @@
         </w:tc>
       </w:tr>
       <w:tr>
-        <w:tblPrEx>
-          <w:tblCellMar>
-            <w:top w:w="0" w:type="dxa"/>
-            <w:bottom w:w="0" w:type="dxa"/>
-          </w:tblCellMar>
-        </w:tblPrEx>
         <w:tc>
           <w:tcPr>
             <w:tcW w:w="1700" w:type="dxa"/>
@@ -8258,12 +7774,6 @@
         </w:tc>
       </w:tr>
       <w:tr>
-        <w:tblPrEx>
-          <w:tblCellMar>
-            <w:top w:w="0" w:type="dxa"/>
-            <w:bottom w:w="0" w:type="dxa"/>
-          </w:tblCellMar>
-        </w:tblPrEx>
         <w:tc>
           <w:tcPr>
             <w:tcW w:w="1700" w:type="dxa"/>
@@ -8351,12 +7861,6 @@
         </w:tc>
       </w:tr>
       <w:tr>
-        <w:tblPrEx>
-          <w:tblCellMar>
-            <w:top w:w="0" w:type="dxa"/>
-            <w:bottom w:w="0" w:type="dxa"/>
-          </w:tblCellMar>
-        </w:tblPrEx>
         <w:tc>
           <w:tcPr>
             <w:tcW w:w="1700" w:type="dxa"/>
@@ -8443,12 +7947,6 @@
         </w:tc>
       </w:tr>
       <w:tr>
-        <w:tblPrEx>
-          <w:tblCellMar>
-            <w:top w:w="0" w:type="dxa"/>
-            <w:bottom w:w="0" w:type="dxa"/>
-          </w:tblCellMar>
-        </w:tblPrEx>
         <w:tc>
           <w:tcPr>
             <w:tcW w:w="1700" w:type="dxa"/>
@@ -8535,12 +8033,6 @@
         </w:tc>
       </w:tr>
       <w:tr>
-        <w:tblPrEx>
-          <w:tblCellMar>
-            <w:top w:w="0" w:type="dxa"/>
-            <w:bottom w:w="0" w:type="dxa"/>
-          </w:tblCellMar>
-        </w:tblPrEx>
         <w:tc>
           <w:tcPr>
             <w:tcW w:w="1700" w:type="dxa"/>
@@ -8666,12 +8158,6 @@
         <w:gridCol w:w="1100"/>
       </w:tblGrid>
       <w:tr>
-        <w:tblPrEx>
-          <w:tblCellMar>
-            <w:top w:w="0" w:type="dxa"/>
-            <w:bottom w:w="0" w:type="dxa"/>
-          </w:tblCellMar>
-        </w:tblPrEx>
         <w:trPr>
           <w:tblHeader/>
         </w:trPr>
@@ -8785,12 +8271,6 @@
         </w:tc>
       </w:tr>
       <w:tr>
-        <w:tblPrEx>
-          <w:tblCellMar>
-            <w:top w:w="0" w:type="dxa"/>
-            <w:bottom w:w="0" w:type="dxa"/>
-          </w:tblCellMar>
-        </w:tblPrEx>
         <w:tc>
           <w:tcPr>
             <w:tcW w:w="1000" w:type="dxa"/>
@@ -8877,12 +8357,6 @@
         </w:tc>
       </w:tr>
       <w:tr>
-        <w:tblPrEx>
-          <w:tblCellMar>
-            <w:top w:w="0" w:type="dxa"/>
-            <w:bottom w:w="0" w:type="dxa"/>
-          </w:tblCellMar>
-        </w:tblPrEx>
         <w:tc>
           <w:tcPr>
             <w:tcW w:w="1000" w:type="dxa"/>
@@ -8969,12 +8443,6 @@
         </w:tc>
       </w:tr>
       <w:tr>
-        <w:tblPrEx>
-          <w:tblCellMar>
-            <w:top w:w="0" w:type="dxa"/>
-            <w:bottom w:w="0" w:type="dxa"/>
-          </w:tblCellMar>
-        </w:tblPrEx>
         <w:tc>
           <w:tcPr>
             <w:tcW w:w="1000" w:type="dxa"/>
@@ -9061,12 +8529,6 @@
         </w:tc>
       </w:tr>
       <w:tr>
-        <w:tblPrEx>
-          <w:tblCellMar>
-            <w:top w:w="0" w:type="dxa"/>
-            <w:bottom w:w="0" w:type="dxa"/>
-          </w:tblCellMar>
-        </w:tblPrEx>
         <w:tc>
           <w:tcPr>
             <w:tcW w:w="1000" w:type="dxa"/>
@@ -9153,12 +8615,6 @@
         </w:tc>
       </w:tr>
       <w:tr>
-        <w:tblPrEx>
-          <w:tblCellMar>
-            <w:top w:w="0" w:type="dxa"/>
-            <w:bottom w:w="0" w:type="dxa"/>
-          </w:tblCellMar>
-        </w:tblPrEx>
         <w:tc>
           <w:tcPr>
             <w:tcW w:w="1000" w:type="dxa"/>
@@ -9245,12 +8701,6 @@
         </w:tc>
       </w:tr>
       <w:tr>
-        <w:tblPrEx>
-          <w:tblCellMar>
-            <w:top w:w="0" w:type="dxa"/>
-            <w:bottom w:w="0" w:type="dxa"/>
-          </w:tblCellMar>
-        </w:tblPrEx>
         <w:tc>
           <w:tcPr>
             <w:tcW w:w="1000" w:type="dxa"/>
@@ -9337,12 +8787,6 @@
         </w:tc>
       </w:tr>
       <w:tr>
-        <w:tblPrEx>
-          <w:tblCellMar>
-            <w:top w:w="0" w:type="dxa"/>
-            <w:bottom w:w="0" w:type="dxa"/>
-          </w:tblCellMar>
-        </w:tblPrEx>
         <w:tc>
           <w:tcPr>
             <w:tcW w:w="1000" w:type="dxa"/>
@@ -9429,12 +8873,6 @@
         </w:tc>
       </w:tr>
       <w:tr>
-        <w:tblPrEx>
-          <w:tblCellMar>
-            <w:top w:w="0" w:type="dxa"/>
-            <w:bottom w:w="0" w:type="dxa"/>
-          </w:tblCellMar>
-        </w:tblPrEx>
         <w:tc>
           <w:tcPr>
             <w:tcW w:w="1000" w:type="dxa"/>
@@ -9521,12 +8959,6 @@
         </w:tc>
       </w:tr>
       <w:tr>
-        <w:tblPrEx>
-          <w:tblCellMar>
-            <w:top w:w="0" w:type="dxa"/>
-            <w:bottom w:w="0" w:type="dxa"/>
-          </w:tblCellMar>
-        </w:tblPrEx>
         <w:tc>
           <w:tcPr>
             <w:tcW w:w="1000" w:type="dxa"/>
@@ -9613,12 +9045,6 @@
         </w:tc>
       </w:tr>
       <w:tr>
-        <w:tblPrEx>
-          <w:tblCellMar>
-            <w:top w:w="0" w:type="dxa"/>
-            <w:bottom w:w="0" w:type="dxa"/>
-          </w:tblCellMar>
-        </w:tblPrEx>
         <w:tc>
           <w:tcPr>
             <w:tcW w:w="1000" w:type="dxa"/>
@@ -9705,12 +9131,6 @@
         </w:tc>
       </w:tr>
       <w:tr>
-        <w:tblPrEx>
-          <w:tblCellMar>
-            <w:top w:w="0" w:type="dxa"/>
-            <w:bottom w:w="0" w:type="dxa"/>
-          </w:tblCellMar>
-        </w:tblPrEx>
         <w:tc>
           <w:tcPr>
             <w:tcW w:w="1000" w:type="dxa"/>
@@ -9797,12 +9217,6 @@
         </w:tc>
       </w:tr>
       <w:tr>
-        <w:tblPrEx>
-          <w:tblCellMar>
-            <w:top w:w="0" w:type="dxa"/>
-            <w:bottom w:w="0" w:type="dxa"/>
-          </w:tblCellMar>
-        </w:tblPrEx>
         <w:tc>
           <w:tcPr>
             <w:tcW w:w="1000" w:type="dxa"/>
@@ -9889,12 +9303,6 @@
         </w:tc>
       </w:tr>
       <w:tr>
-        <w:tblPrEx>
-          <w:tblCellMar>
-            <w:top w:w="0" w:type="dxa"/>
-            <w:bottom w:w="0" w:type="dxa"/>
-          </w:tblCellMar>
-        </w:tblPrEx>
         <w:tc>
           <w:tcPr>
             <w:tcW w:w="1000" w:type="dxa"/>
@@ -9981,12 +9389,6 @@
         </w:tc>
       </w:tr>
       <w:tr>
-        <w:tblPrEx>
-          <w:tblCellMar>
-            <w:top w:w="0" w:type="dxa"/>
-            <w:bottom w:w="0" w:type="dxa"/>
-          </w:tblCellMar>
-        </w:tblPrEx>
         <w:tc>
           <w:tcPr>
             <w:tcW w:w="1000" w:type="dxa"/>
@@ -10073,12 +9475,6 @@
         </w:tc>
       </w:tr>
       <w:tr>
-        <w:tblPrEx>
-          <w:tblCellMar>
-            <w:top w:w="0" w:type="dxa"/>
-            <w:bottom w:w="0" w:type="dxa"/>
-          </w:tblCellMar>
-        </w:tblPrEx>
         <w:tc>
           <w:tcPr>
             <w:tcW w:w="1000" w:type="dxa"/>
@@ -10165,12 +9561,6 @@
         </w:tc>
       </w:tr>
       <w:tr>
-        <w:tblPrEx>
-          <w:tblCellMar>
-            <w:top w:w="0" w:type="dxa"/>
-            <w:bottom w:w="0" w:type="dxa"/>
-          </w:tblCellMar>
-        </w:tblPrEx>
         <w:tc>
           <w:tcPr>
             <w:tcW w:w="1000" w:type="dxa"/>
@@ -10258,12 +9648,6 @@
         </w:tc>
       </w:tr>
       <w:tr>
-        <w:tblPrEx>
-          <w:tblCellMar>
-            <w:top w:w="0" w:type="dxa"/>
-            <w:bottom w:w="0" w:type="dxa"/>
-          </w:tblCellMar>
-        </w:tblPrEx>
         <w:tc>
           <w:tcPr>
             <w:tcW w:w="1000" w:type="dxa"/>
@@ -10350,12 +9734,6 @@
         </w:tc>
       </w:tr>
       <w:tr>
-        <w:tblPrEx>
-          <w:tblCellMar>
-            <w:top w:w="0" w:type="dxa"/>
-            <w:bottom w:w="0" w:type="dxa"/>
-          </w:tblCellMar>
-        </w:tblPrEx>
         <w:tc>
           <w:tcPr>
             <w:tcW w:w="1000" w:type="dxa"/>
@@ -10442,12 +9820,6 @@
         </w:tc>
       </w:tr>
       <w:tr>
-        <w:tblPrEx>
-          <w:tblCellMar>
-            <w:top w:w="0" w:type="dxa"/>
-            <w:bottom w:w="0" w:type="dxa"/>
-          </w:tblCellMar>
-        </w:tblPrEx>
         <w:tc>
           <w:tcPr>
             <w:tcW w:w="1000" w:type="dxa"/>
@@ -10534,12 +9906,6 @@
         </w:tc>
       </w:tr>
       <w:tr>
-        <w:tblPrEx>
-          <w:tblCellMar>
-            <w:top w:w="0" w:type="dxa"/>
-            <w:bottom w:w="0" w:type="dxa"/>
-          </w:tblCellMar>
-        </w:tblPrEx>
         <w:tc>
           <w:tcPr>
             <w:tcW w:w="1000" w:type="dxa"/>
@@ -10626,12 +9992,6 @@
         </w:tc>
       </w:tr>
       <w:tr>
-        <w:tblPrEx>
-          <w:tblCellMar>
-            <w:top w:w="0" w:type="dxa"/>
-            <w:bottom w:w="0" w:type="dxa"/>
-          </w:tblCellMar>
-        </w:tblPrEx>
         <w:tc>
           <w:tcPr>
             <w:tcW w:w="1000" w:type="dxa"/>
@@ -10718,12 +10078,6 @@
         </w:tc>
       </w:tr>
       <w:tr>
-        <w:tblPrEx>
-          <w:tblCellMar>
-            <w:top w:w="0" w:type="dxa"/>
-            <w:bottom w:w="0" w:type="dxa"/>
-          </w:tblCellMar>
-        </w:tblPrEx>
         <w:tc>
           <w:tcPr>
             <w:tcW w:w="1000" w:type="dxa"/>
@@ -10810,12 +10164,6 @@
         </w:tc>
       </w:tr>
       <w:tr>
-        <w:tblPrEx>
-          <w:tblCellMar>
-            <w:top w:w="0" w:type="dxa"/>
-            <w:bottom w:w="0" w:type="dxa"/>
-          </w:tblCellMar>
-        </w:tblPrEx>
         <w:tc>
           <w:tcPr>
             <w:tcW w:w="1000" w:type="dxa"/>
@@ -10902,12 +10250,6 @@
         </w:tc>
       </w:tr>
       <w:tr>
-        <w:tblPrEx>
-          <w:tblCellMar>
-            <w:top w:w="0" w:type="dxa"/>
-            <w:bottom w:w="0" w:type="dxa"/>
-          </w:tblCellMar>
-        </w:tblPrEx>
         <w:tc>
           <w:tcPr>
             <w:tcW w:w="1000" w:type="dxa"/>
@@ -10994,12 +10336,6 @@
         </w:tc>
       </w:tr>
       <w:tr>
-        <w:tblPrEx>
-          <w:tblCellMar>
-            <w:top w:w="0" w:type="dxa"/>
-            <w:bottom w:w="0" w:type="dxa"/>
-          </w:tblCellMar>
-        </w:tblPrEx>
         <w:tc>
           <w:tcPr>
             <w:tcW w:w="1000" w:type="dxa"/>
@@ -11086,12 +10422,6 @@
         </w:tc>
       </w:tr>
       <w:tr>
-        <w:tblPrEx>
-          <w:tblCellMar>
-            <w:top w:w="0" w:type="dxa"/>
-            <w:bottom w:w="0" w:type="dxa"/>
-          </w:tblCellMar>
-        </w:tblPrEx>
         <w:tc>
           <w:tcPr>
             <w:tcW w:w="1000" w:type="dxa"/>
@@ -11178,12 +10508,6 @@
         </w:tc>
       </w:tr>
       <w:tr>
-        <w:tblPrEx>
-          <w:tblCellMar>
-            <w:top w:w="0" w:type="dxa"/>
-            <w:bottom w:w="0" w:type="dxa"/>
-          </w:tblCellMar>
-        </w:tblPrEx>
         <w:tc>
           <w:tcPr>
             <w:tcW w:w="1000" w:type="dxa"/>
@@ -11270,12 +10594,6 @@
         </w:tc>
       </w:tr>
       <w:tr>
-        <w:tblPrEx>
-          <w:tblCellMar>
-            <w:top w:w="0" w:type="dxa"/>
-            <w:bottom w:w="0" w:type="dxa"/>
-          </w:tblCellMar>
-        </w:tblPrEx>
         <w:tc>
           <w:tcPr>
             <w:tcW w:w="1000" w:type="dxa"/>
@@ -11402,12 +10720,6 @@
         <w:gridCol w:w="878"/>
       </w:tblGrid>
       <w:tr>
-        <w:tblPrEx>
-          <w:tblCellMar>
-            <w:top w:w="0" w:type="dxa"/>
-            <w:bottom w:w="0" w:type="dxa"/>
-          </w:tblCellMar>
-        </w:tblPrEx>
         <w:trPr>
           <w:tblHeader/>
         </w:trPr>
@@ -11548,12 +10860,6 @@
         </w:tc>
       </w:tr>
       <w:tr>
-        <w:tblPrEx>
-          <w:tblCellMar>
-            <w:top w:w="0" w:type="dxa"/>
-            <w:bottom w:w="0" w:type="dxa"/>
-          </w:tblCellMar>
-        </w:tblPrEx>
         <w:tc>
           <w:tcPr>
             <w:tcW w:w="1000" w:type="dxa"/>
@@ -11661,12 +10967,6 @@
         </w:tc>
       </w:tr>
       <w:tr>
-        <w:tblPrEx>
-          <w:tblCellMar>
-            <w:top w:w="0" w:type="dxa"/>
-            <w:bottom w:w="0" w:type="dxa"/>
-          </w:tblCellMar>
-        </w:tblPrEx>
         <w:tc>
           <w:tcPr>
             <w:tcW w:w="1000" w:type="dxa"/>
@@ -11774,12 +11074,6 @@
         </w:tc>
       </w:tr>
       <w:tr>
-        <w:tblPrEx>
-          <w:tblCellMar>
-            <w:top w:w="0" w:type="dxa"/>
-            <w:bottom w:w="0" w:type="dxa"/>
-          </w:tblCellMar>
-        </w:tblPrEx>
         <w:tc>
           <w:tcPr>
             <w:tcW w:w="1000" w:type="dxa"/>
@@ -11887,12 +11181,6 @@
         </w:tc>
       </w:tr>
       <w:tr>
-        <w:tblPrEx>
-          <w:tblCellMar>
-            <w:top w:w="0" w:type="dxa"/>
-            <w:bottom w:w="0" w:type="dxa"/>
-          </w:tblCellMar>
-        </w:tblPrEx>
         <w:tc>
           <w:tcPr>
             <w:tcW w:w="1000" w:type="dxa"/>
@@ -12000,12 +11288,6 @@
         </w:tc>
       </w:tr>
       <w:tr>
-        <w:tblPrEx>
-          <w:tblCellMar>
-            <w:top w:w="0" w:type="dxa"/>
-            <w:bottom w:w="0" w:type="dxa"/>
-          </w:tblCellMar>
-        </w:tblPrEx>
         <w:tc>
           <w:tcPr>
             <w:tcW w:w="1000" w:type="dxa"/>
@@ -12113,12 +11395,6 @@
         </w:tc>
       </w:tr>
       <w:tr>
-        <w:tblPrEx>
-          <w:tblCellMar>
-            <w:top w:w="0" w:type="dxa"/>
-            <w:bottom w:w="0" w:type="dxa"/>
-          </w:tblCellMar>
-        </w:tblPrEx>
         <w:tc>
           <w:tcPr>
             <w:tcW w:w="1000" w:type="dxa"/>
@@ -12227,12 +11503,6 @@
         </w:tc>
       </w:tr>
       <w:tr>
-        <w:tblPrEx>
-          <w:tblCellMar>
-            <w:top w:w="0" w:type="dxa"/>
-            <w:bottom w:w="0" w:type="dxa"/>
-          </w:tblCellMar>
-        </w:tblPrEx>
         <w:tc>
           <w:tcPr>
             <w:tcW w:w="1000" w:type="dxa"/>
@@ -12340,12 +11610,6 @@
         </w:tc>
       </w:tr>
       <w:tr>
-        <w:tblPrEx>
-          <w:tblCellMar>
-            <w:top w:w="0" w:type="dxa"/>
-            <w:bottom w:w="0" w:type="dxa"/>
-          </w:tblCellMar>
-        </w:tblPrEx>
         <w:tc>
           <w:tcPr>
             <w:tcW w:w="1000" w:type="dxa"/>
@@ -12453,12 +11717,6 @@
         </w:tc>
       </w:tr>
       <w:tr>
-        <w:tblPrEx>
-          <w:tblCellMar>
-            <w:top w:w="0" w:type="dxa"/>
-            <w:bottom w:w="0" w:type="dxa"/>
-          </w:tblCellMar>
-        </w:tblPrEx>
         <w:tc>
           <w:tcPr>
             <w:tcW w:w="1000" w:type="dxa"/>
@@ -12566,12 +11824,6 @@
         </w:tc>
       </w:tr>
       <w:tr>
-        <w:tblPrEx>
-          <w:tblCellMar>
-            <w:top w:w="0" w:type="dxa"/>
-            <w:bottom w:w="0" w:type="dxa"/>
-          </w:tblCellMar>
-        </w:tblPrEx>
         <w:tc>
           <w:tcPr>
             <w:tcW w:w="1000" w:type="dxa"/>
@@ -12679,12 +11931,6 @@
         </w:tc>
       </w:tr>
       <w:tr>
-        <w:tblPrEx>
-          <w:tblCellMar>
-            <w:top w:w="0" w:type="dxa"/>
-            <w:bottom w:w="0" w:type="dxa"/>
-          </w:tblCellMar>
-        </w:tblPrEx>
         <w:tc>
           <w:tcPr>
             <w:tcW w:w="1000" w:type="dxa"/>
@@ -12792,12 +12038,6 @@
         </w:tc>
       </w:tr>
       <w:tr>
-        <w:tblPrEx>
-          <w:tblCellMar>
-            <w:top w:w="0" w:type="dxa"/>
-            <w:bottom w:w="0" w:type="dxa"/>
-          </w:tblCellMar>
-        </w:tblPrEx>
         <w:tc>
           <w:tcPr>
             <w:tcW w:w="1000" w:type="dxa"/>
@@ -12905,12 +12145,6 @@
         </w:tc>
       </w:tr>
       <w:tr>
-        <w:tblPrEx>
-          <w:tblCellMar>
-            <w:top w:w="0" w:type="dxa"/>
-            <w:bottom w:w="0" w:type="dxa"/>
-          </w:tblCellMar>
-        </w:tblPrEx>
         <w:tc>
           <w:tcPr>
             <w:tcW w:w="1000" w:type="dxa"/>
@@ -13018,12 +12252,6 @@
         </w:tc>
       </w:tr>
       <w:tr>
-        <w:tblPrEx>
-          <w:tblCellMar>
-            <w:top w:w="0" w:type="dxa"/>
-            <w:bottom w:w="0" w:type="dxa"/>
-          </w:tblCellMar>
-        </w:tblPrEx>
         <w:tc>
           <w:tcPr>
             <w:tcW w:w="1000" w:type="dxa"/>
@@ -13131,12 +12359,6 @@
         </w:tc>
       </w:tr>
       <w:tr>
-        <w:tblPrEx>
-          <w:tblCellMar>
-            <w:top w:w="0" w:type="dxa"/>
-            <w:bottom w:w="0" w:type="dxa"/>
-          </w:tblCellMar>
-        </w:tblPrEx>
         <w:tc>
           <w:tcPr>
             <w:tcW w:w="1000" w:type="dxa"/>
@@ -13244,12 +12466,6 @@
         </w:tc>
       </w:tr>
       <w:tr>
-        <w:tblPrEx>
-          <w:tblCellMar>
-            <w:top w:w="0" w:type="dxa"/>
-            <w:bottom w:w="0" w:type="dxa"/>
-          </w:tblCellMar>
-        </w:tblPrEx>
         <w:tc>
           <w:tcPr>
             <w:tcW w:w="1000" w:type="dxa"/>
@@ -13421,12 +12637,6 @@
         <w:gridCol w:w="7200"/>
       </w:tblGrid>
       <w:tr>
-        <w:tblPrEx>
-          <w:tblCellMar>
-            <w:top w:w="0" w:type="dxa"/>
-            <w:bottom w:w="0" w:type="dxa"/>
-          </w:tblCellMar>
-        </w:tblPrEx>
         <w:trPr>
           <w:tblHeader/>
         </w:trPr>
@@ -13486,12 +12696,6 @@
         </w:tc>
       </w:tr>
       <w:tr>
-        <w:tblPrEx>
-          <w:tblCellMar>
-            <w:top w:w="0" w:type="dxa"/>
-            <w:bottom w:w="0" w:type="dxa"/>
-          </w:tblCellMar>
-        </w:tblPrEx>
         <w:tc>
           <w:tcPr>
             <w:tcW w:w="2200" w:type="dxa"/>
@@ -13536,12 +12740,6 @@
         </w:tc>
       </w:tr>
       <w:tr>
-        <w:tblPrEx>
-          <w:tblCellMar>
-            <w:top w:w="0" w:type="dxa"/>
-            <w:bottom w:w="0" w:type="dxa"/>
-          </w:tblCellMar>
-        </w:tblPrEx>
         <w:tc>
           <w:tcPr>
             <w:tcW w:w="2200" w:type="dxa"/>
@@ -13586,12 +12784,6 @@
         </w:tc>
       </w:tr>
       <w:tr>
-        <w:tblPrEx>
-          <w:tblCellMar>
-            <w:top w:w="0" w:type="dxa"/>
-            <w:bottom w:w="0" w:type="dxa"/>
-          </w:tblCellMar>
-        </w:tblPrEx>
         <w:tc>
           <w:tcPr>
             <w:tcW w:w="2200" w:type="dxa"/>
@@ -13636,12 +12828,6 @@
         </w:tc>
       </w:tr>
       <w:tr>
-        <w:tblPrEx>
-          <w:tblCellMar>
-            <w:top w:w="0" w:type="dxa"/>
-            <w:bottom w:w="0" w:type="dxa"/>
-          </w:tblCellMar>
-        </w:tblPrEx>
         <w:tc>
           <w:tcPr>
             <w:tcW w:w="2200" w:type="dxa"/>
@@ -14801,8 +13987,14 @@
     </w:p>
     <w:p>
       <w:pPr>
-        <w:spacing w:after="200" w:line="360" w:lineRule="auto"/>
+        <w:spacing w:before="150" w:after="80"/>
         <w:jc w:val="center"/>
+        <w:rPr>
+          <w:i/>
+          <w:iCs/>
+          <w:sz w:val="20"/>
+          <w:szCs w:val="20"/>
+        </w:rPr>
       </w:pPr>
       <w:r>
         <w:rPr>
@@ -14813,18 +14005,367 @@
         </w:rPr>
         <w:t>Figure 5.1: GitHub repository for the Smart Municipality Management System</w:t>
       </w:r>
+      <w:r>
+        <w:rPr>
+          <w:i/>
+          <w:iCs/>
+          <w:sz w:val="20"/>
+          <w:szCs w:val="20"/>
+        </w:rPr>
+        <w:drawing>
+          <wp:inline distT="0" distB="0" distL="0" distR="0" wp14:anchorId="7C7844FE" wp14:editId="7761B49C">
+            <wp:extent cx="5943600" cy="2555875"/>
+            <wp:effectExtent l="0" t="0" r="0" b="0"/>
+            <wp:docPr id="976953935" name="Picture 1"/>
+            <wp:cNvGraphicFramePr>
+              <a:graphicFrameLocks xmlns:a="http://schemas.openxmlformats.org/drawingml/2006/main" noChangeAspect="1"/>
+            </wp:cNvGraphicFramePr>
+            <a:graphic xmlns:a="http://schemas.openxmlformats.org/drawingml/2006/main">
+              <a:graphicData uri="http://schemas.openxmlformats.org/drawingml/2006/picture">
+                <pic:pic xmlns:pic="http://schemas.openxmlformats.org/drawingml/2006/picture">
+                  <pic:nvPicPr>
+                    <pic:cNvPr id="976953935" name=""/>
+                    <pic:cNvPicPr/>
+                  </pic:nvPicPr>
+                  <pic:blipFill>
+                    <a:blip r:embed="rId24"/>
+                    <a:stretch>
+                      <a:fillRect/>
+                    </a:stretch>
+                  </pic:blipFill>
+                  <pic:spPr>
+                    <a:xfrm>
+                      <a:off x="0" y="0"/>
+                      <a:ext cx="5943600" cy="2555875"/>
+                    </a:xfrm>
+                    <a:prstGeom prst="rect">
+                      <a:avLst/>
+                    </a:prstGeom>
+                  </pic:spPr>
+                </pic:pic>
+              </a:graphicData>
+            </a:graphic>
+          </wp:inline>
+        </w:drawing>
+      </w:r>
     </w:p>
     <w:p>
       <w:pPr>
-        <w:spacing w:after="200" w:line="360" w:lineRule="auto"/>
-        <w:jc w:val="both"/>
+        <w:jc w:val="center"/>
       </w:pPr>
       <w:r>
         <w:rPr>
           <w:i/>
           <w:iCs/>
+          <w:sz w:val="20"/>
+          <w:szCs w:val="20"/>
         </w:rPr>
-        <w:t>[Note for the group: this screenshot only shows the repository at an early stage (2 branches, 3 commits). Before final submission, replace/add a screenshot of the fuller commit history or graph view showing merges and contributions from all group members, and add the Final Trello Board screenshot, which is still being located.]</w:t>
+        <w:t>Figure 5.</w:t>
+      </w:r>
+      <w:r>
+        <w:rPr>
+          <w:i/>
+          <w:iCs/>
+          <w:sz w:val="20"/>
+          <w:szCs w:val="20"/>
+        </w:rPr>
+        <w:t>2</w:t>
+      </w:r>
+      <w:r>
+        <w:rPr>
+          <w:i/>
+          <w:iCs/>
+          <w:sz w:val="20"/>
+          <w:szCs w:val="20"/>
+        </w:rPr>
+        <w:t xml:space="preserve">: GitHub </w:t>
+      </w:r>
+      <w:r>
+        <w:rPr>
+          <w:i/>
+          <w:iCs/>
+          <w:sz w:val="20"/>
+          <w:szCs w:val="20"/>
+        </w:rPr>
+        <w:t>branches</w:t>
+      </w:r>
+      <w:r>
+        <w:rPr>
+          <w:i/>
+          <w:iCs/>
+          <w:sz w:val="20"/>
+          <w:szCs w:val="20"/>
+        </w:rPr>
+        <w:t xml:space="preserve"> for the Smart Municipality Management System</w:t>
+      </w:r>
+    </w:p>
+    <w:p>
+      <w:pPr>
+        <w:spacing w:after="200" w:line="360" w:lineRule="auto"/>
+        <w:jc w:val="center"/>
+      </w:pPr>
+      <w:r>
+        <w:lastRenderedPageBreak/>
+        <w:drawing>
+          <wp:inline distT="0" distB="0" distL="0" distR="0" wp14:anchorId="02E9654A" wp14:editId="5DCE52D2">
+            <wp:extent cx="5943600" cy="3712210"/>
+            <wp:effectExtent l="0" t="0" r="0" b="2540"/>
+            <wp:docPr id="1985533213" name="Picture 1"/>
+            <wp:cNvGraphicFramePr>
+              <a:graphicFrameLocks xmlns:a="http://schemas.openxmlformats.org/drawingml/2006/main" noChangeAspect="1"/>
+            </wp:cNvGraphicFramePr>
+            <a:graphic xmlns:a="http://schemas.openxmlformats.org/drawingml/2006/main">
+              <a:graphicData uri="http://schemas.openxmlformats.org/drawingml/2006/picture">
+                <pic:pic xmlns:pic="http://schemas.openxmlformats.org/drawingml/2006/picture">
+                  <pic:nvPicPr>
+                    <pic:cNvPr id="1985533213" name=""/>
+                    <pic:cNvPicPr/>
+                  </pic:nvPicPr>
+                  <pic:blipFill>
+                    <a:blip r:embed="rId25"/>
+                    <a:stretch>
+                      <a:fillRect/>
+                    </a:stretch>
+                  </pic:blipFill>
+                  <pic:spPr>
+                    <a:xfrm>
+                      <a:off x="0" y="0"/>
+                      <a:ext cx="5943600" cy="3712210"/>
+                    </a:xfrm>
+                    <a:prstGeom prst="rect">
+                      <a:avLst/>
+                    </a:prstGeom>
+                  </pic:spPr>
+                </pic:pic>
+              </a:graphicData>
+            </a:graphic>
+          </wp:inline>
+        </w:drawing>
+      </w:r>
+    </w:p>
+    <w:p>
+      <w:pPr>
+        <w:spacing w:after="200" w:line="360" w:lineRule="auto"/>
+        <w:jc w:val="center"/>
+        <w:rPr>
+          <w:i/>
+          <w:iCs/>
+          <w:sz w:val="20"/>
+          <w:szCs w:val="20"/>
+        </w:rPr>
+      </w:pPr>
+      <w:r>
+        <w:rPr>
+          <w:i/>
+          <w:iCs/>
+          <w:sz w:val="20"/>
+          <w:szCs w:val="20"/>
+        </w:rPr>
+        <w:t>Figure 5.</w:t>
+      </w:r>
+      <w:r>
+        <w:rPr>
+          <w:i/>
+          <w:iCs/>
+          <w:sz w:val="20"/>
+          <w:szCs w:val="20"/>
+        </w:rPr>
+        <w:t>3</w:t>
+      </w:r>
+      <w:r>
+        <w:rPr>
+          <w:i/>
+          <w:iCs/>
+          <w:sz w:val="20"/>
+          <w:szCs w:val="20"/>
+        </w:rPr>
+        <w:t xml:space="preserve">: GitHub </w:t>
+      </w:r>
+      <w:r>
+        <w:rPr>
+          <w:i/>
+          <w:iCs/>
+          <w:sz w:val="20"/>
+          <w:szCs w:val="20"/>
+        </w:rPr>
+        <w:t xml:space="preserve">branch </w:t>
+      </w:r>
+      <w:r>
+        <w:rPr>
+          <w:i/>
+          <w:iCs/>
+          <w:sz w:val="20"/>
+          <w:szCs w:val="20"/>
+        </w:rPr>
+        <w:t>for the Smart Municipality Management System</w:t>
+      </w:r>
+    </w:p>
+    <w:p>
+      <w:pPr>
+        <w:spacing w:after="200" w:line="360" w:lineRule="auto"/>
+        <w:jc w:val="center"/>
+      </w:pPr>
+      <w:r>
+        <w:drawing>
+          <wp:inline distT="0" distB="0" distL="0" distR="0" wp14:anchorId="0BC9DE30" wp14:editId="32351711">
+            <wp:extent cx="5943600" cy="3407410"/>
+            <wp:effectExtent l="0" t="0" r="0" b="2540"/>
+            <wp:docPr id="1815551292" name="Picture 1"/>
+            <wp:cNvGraphicFramePr>
+              <a:graphicFrameLocks xmlns:a="http://schemas.openxmlformats.org/drawingml/2006/main" noChangeAspect="1"/>
+            </wp:cNvGraphicFramePr>
+            <a:graphic xmlns:a="http://schemas.openxmlformats.org/drawingml/2006/main">
+              <a:graphicData uri="http://schemas.openxmlformats.org/drawingml/2006/picture">
+                <pic:pic xmlns:pic="http://schemas.openxmlformats.org/drawingml/2006/picture">
+                  <pic:nvPicPr>
+                    <pic:cNvPr id="1815551292" name=""/>
+                    <pic:cNvPicPr/>
+                  </pic:nvPicPr>
+                  <pic:blipFill>
+                    <a:blip r:embed="rId26"/>
+                    <a:stretch>
+                      <a:fillRect/>
+                    </a:stretch>
+                  </pic:blipFill>
+                  <pic:spPr>
+                    <a:xfrm>
+                      <a:off x="0" y="0"/>
+                      <a:ext cx="5943600" cy="3407410"/>
+                    </a:xfrm>
+                    <a:prstGeom prst="rect">
+                      <a:avLst/>
+                    </a:prstGeom>
+                  </pic:spPr>
+                </pic:pic>
+              </a:graphicData>
+            </a:graphic>
+          </wp:inline>
+        </w:drawing>
+      </w:r>
+    </w:p>
+    <w:p>
+      <w:pPr>
+        <w:spacing w:after="200" w:line="360" w:lineRule="auto"/>
+        <w:jc w:val="center"/>
+        <w:rPr>
+          <w:i/>
+          <w:iCs/>
+          <w:sz w:val="20"/>
+          <w:szCs w:val="20"/>
+        </w:rPr>
+      </w:pPr>
+      <w:r>
+        <w:rPr>
+          <w:i/>
+          <w:iCs/>
+          <w:sz w:val="20"/>
+          <w:szCs w:val="20"/>
+        </w:rPr>
+        <w:t>Figure 5.</w:t>
+      </w:r>
+      <w:r>
+        <w:rPr>
+          <w:i/>
+          <w:iCs/>
+          <w:sz w:val="20"/>
+          <w:szCs w:val="20"/>
+        </w:rPr>
+        <w:t>4</w:t>
+      </w:r>
+      <w:r>
+        <w:rPr>
+          <w:i/>
+          <w:iCs/>
+          <w:sz w:val="20"/>
+          <w:szCs w:val="20"/>
+        </w:rPr>
+        <w:t>: GitHub branch for the Smart Municipality Management System</w:t>
+      </w:r>
+    </w:p>
+    <w:p>
+      <w:pPr>
+        <w:spacing w:after="200" w:line="360" w:lineRule="auto"/>
+        <w:jc w:val="center"/>
+        <w:rPr>
+          <w:i/>
+          <w:iCs/>
+          <w:sz w:val="20"/>
+          <w:szCs w:val="20"/>
+        </w:rPr>
+      </w:pPr>
+      <w:r>
+        <w:lastRenderedPageBreak/>
+        <w:drawing>
+          <wp:inline distT="0" distB="0" distL="0" distR="0" wp14:anchorId="7A2556AD" wp14:editId="6B25FBC5">
+            <wp:extent cx="5943600" cy="3380105"/>
+            <wp:effectExtent l="0" t="0" r="0" b="0"/>
+            <wp:docPr id="544241854" name="Picture 1"/>
+            <wp:cNvGraphicFramePr>
+              <a:graphicFrameLocks xmlns:a="http://schemas.openxmlformats.org/drawingml/2006/main" noChangeAspect="1"/>
+            </wp:cNvGraphicFramePr>
+            <a:graphic xmlns:a="http://schemas.openxmlformats.org/drawingml/2006/main">
+              <a:graphicData uri="http://schemas.openxmlformats.org/drawingml/2006/picture">
+                <pic:pic xmlns:pic="http://schemas.openxmlformats.org/drawingml/2006/picture">
+                  <pic:nvPicPr>
+                    <pic:cNvPr id="544241854" name=""/>
+                    <pic:cNvPicPr/>
+                  </pic:nvPicPr>
+                  <pic:blipFill>
+                    <a:blip r:embed="rId27"/>
+                    <a:stretch>
+                      <a:fillRect/>
+                    </a:stretch>
+                  </pic:blipFill>
+                  <pic:spPr>
+                    <a:xfrm>
+                      <a:off x="0" y="0"/>
+                      <a:ext cx="5943600" cy="3380105"/>
+                    </a:xfrm>
+                    <a:prstGeom prst="rect">
+                      <a:avLst/>
+                    </a:prstGeom>
+                  </pic:spPr>
+                </pic:pic>
+              </a:graphicData>
+            </a:graphic>
+          </wp:inline>
+        </w:drawing>
+      </w:r>
+      <w:r>
+        <w:rPr>
+          <w:i/>
+          <w:iCs/>
+          <w:sz w:val="20"/>
+          <w:szCs w:val="20"/>
+        </w:rPr>
+        <w:t xml:space="preserve"> </w:t>
+      </w:r>
+      <w:r>
+        <w:rPr>
+          <w:i/>
+          <w:iCs/>
+          <w:sz w:val="20"/>
+          <w:szCs w:val="20"/>
+        </w:rPr>
+        <w:t>Figure 5.</w:t>
+      </w:r>
+      <w:r>
+        <w:rPr>
+          <w:i/>
+          <w:iCs/>
+          <w:sz w:val="20"/>
+          <w:szCs w:val="20"/>
+        </w:rPr>
+        <w:t>5</w:t>
+      </w:r>
+      <w:r>
+        <w:rPr>
+          <w:i/>
+          <w:iCs/>
+          <w:sz w:val="20"/>
+          <w:szCs w:val="20"/>
+        </w:rPr>
+        <w:t>: GitHub branch for the Smart Municipality Management System</w:t>
       </w:r>
     </w:p>
     <w:p>
@@ -14857,8 +14398,8 @@
       </w:r>
     </w:p>
     <w:sectPr>
-      <w:headerReference w:type="default" r:id="rId24"/>
-      <w:footerReference w:type="default" r:id="rId25"/>
+      <w:headerReference w:type="default" r:id="rId28"/>
+      <w:footerReference w:type="default" r:id="rId29"/>
       <w:pgSz w:w="12240" w:h="15840"/>
       <w:pgMar w:top="1440" w:right="1440" w:bottom="1440" w:left="1440" w:header="708" w:footer="708" w:gutter="0"/>
       <w:cols w:space="720"/>
@@ -15653,6 +15194,25 @@
       <w:szCs w:val="20"/>
     </w:rPr>
   </w:style>
+  <w:style w:type="paragraph" w:styleId="Caption">
+    <w:name w:val="caption"/>
+    <w:basedOn w:val="Normal"/>
+    <w:next w:val="Normal"/>
+    <w:uiPriority w:val="35"/>
+    <w:unhideWhenUsed/>
+    <w:qFormat/>
+    <w:rsid w:val="00711E5F"/>
+    <w:pPr>
+      <w:spacing w:after="200"/>
+    </w:pPr>
+    <w:rPr>
+      <w:i/>
+      <w:iCs/>
+      <w:color w:val="0E2841" w:themeColor="text2"/>
+      <w:sz w:val="18"/>
+      <w:szCs w:val="18"/>
+    </w:rPr>
+  </w:style>
 </w:styles>
 </file>
 
